--- a/downloads/Week09_期中專案報告標準範本與撰寫指南.docx
+++ b/downloads/Week09_期中專案報告標準範本與撰寫指南.docx
@@ -10,7 +10,7 @@
         <w:rPr>
           <w:rFonts w:ascii="微軟正黑體" w:hAnsi="微軟正黑體"/>
           <w:color w:val="475569"/>
-          <w:sz w:val="26"/>
+          <w:sz w:val="24"/>
         </w:rPr>
         <w:t>萬能科技大學 企業管理系 11501《商業軟體應用》</w:t>
         <w:br/>
@@ -20,7 +20,7 @@
           <w:rFonts w:ascii="微軟正黑體" w:hAnsi="微軟正黑體"/>
           <w:b/>
           <w:color w:val="1E3A8A"/>
-          <w:sz w:val="36"/>
+          <w:sz w:val="34"/>
         </w:rPr>
         <w:t>第 09 週 實務練習檔：期中專案報告標準格式範本與撰寫指引（免上機考試）</w:t>
       </w:r>
@@ -29,7 +29,6 @@
       <w:tblPr>
         <w:tblW w:type="auto" w:w="0"/>
         <w:jc w:val="center"/>
-        <w:tblLayout w:type="fixed"/>
         <w:tblLook w:firstColumn="1" w:firstRow="1" w:lastColumn="0" w:lastRow="0" w:noHBand="0" w:noVBand="1" w:val="04A0"/>
       </w:tblPr>
       <w:tblGrid>
@@ -46,7 +45,7 @@
             <w:r>
               <w:rPr>
                 <w:rFonts w:ascii="微軟正黑體" w:hAnsi="微軟正黑體"/>
-                <w:sz w:val="21"/>
+                <w:sz w:val="20"/>
               </w:rPr>
               <w:t>授課教師：邱俊維 博士 ｜ 班級：進企管四系 1 甲</w:t>
             </w:r>
@@ -61,7 +60,7 @@
             <w:r>
               <w:rPr>
                 <w:rFonts w:ascii="微軟正黑體" w:hAnsi="微軟正黑體"/>
-                <w:sz w:val="21"/>
+                <w:sz w:val="20"/>
               </w:rPr>
               <w:t>學生姓名：________________   學號：________________</w:t>
             </w:r>
@@ -91,22 +90,22 @@
                 <w:rFonts w:ascii="微軟正黑體" w:hAnsi="微軟正黑體"/>
                 <w:b/>
                 <w:color w:val="1E40AF"/>
-                <w:sz w:val="22"/>
+                <w:sz w:val="21"/>
               </w:rPr>
-              <w:t>💡 教授安心叮嚀（零作業壓力，實作即資產）：</w:t>
+              <w:t>🎓 課堂教學模擬情境宣告與學習指引：</w:t>
               <w:br/>
             </w:r>
             <w:r>
               <w:rPr>
                 <w:rFonts w:ascii="微軟正黑體" w:hAnsi="微軟正黑體"/>
                 <w:color w:val="1E3A8A"/>
-                <w:sz w:val="20"/>
+                <w:sz w:val="19"/>
               </w:rPr>
-              <w:t>本練習為課堂實機教學體驗，不需繳交隨堂作業，亦無隨堂考試壓力！</w:t>
+              <w:t>1. 【虛擬模擬宣告】：本教材所有數據、廠商名稱與會議對話均為課堂教學模擬情境（Simulated Case），非真實企業機密資料。</w:t>
               <w:br/>
-              <w:t>學期評分標準採『出席 30% ＋ 期中書面報告 30% ＋ 期末整合成果 40%』。</w:t>
+              <w:t>2. 【零作業負擔】：本練習為課堂實機教學演練，不需繳交隨堂作業，亦無隨堂小考壓力（學期成績採『出席 30% ＋ 期中報告 30% ＋ 期末成果 40%』）。</w:t>
               <w:br/>
-              <w:t>課堂操作成果請妥善存於個人 Google 雲端硬碟，即可直接作為期中/期末專案報告之實務佐證素材！</w:t>
+              <w:t>3. 【成果即資產】：請將今日課堂實作成果妥善保存於個人 Google 雲端硬碟，期中與期末書面報告可直接引用為實務成果佐證！</w:t>
             </w:r>
           </w:p>
         </w:tc>
@@ -120,19 +119,15 @@
       <w:r>
         <w:rPr>
           <w:rFonts w:ascii="微軟正黑體" w:hAnsi="微軟正黑體"/>
-          <w:color w:val="1E3A8A"/>
         </w:rPr>
-        <w:t>一、 實務管理情境與背景說明</w:t>
+        <w:t>一、 期中報告評量標準與成績說明</w:t>
       </w:r>
     </w:p>
     <w:p>
-      <w:pPr>
-        <w:spacing w:line="324" w:lineRule="auto"/>
-      </w:pPr>
       <w:r>
-        <w:t>本週為期中專案報告繳交週。依據本課程評量規劃，學期成績採『出席 30% ＋ 期中書面報告 30% ＋ 期末整合成果 40%』，同學免受限於課堂上機考試之緊張壓力，由教師依據商業實務規準（Rubric）個別審閱並給予專業回饋指導。</w:t>
+        <w:t>【評量重要說明】：本課程學期總成績採『出席率 30% ＋ 期中書面報告 30% ＋ 期末整合成果 40%』。</w:t>
         <w:br/>
-        <w:t>本期中報告旨在驗收前半學期（第 1 至 8 週）之學習成果：將 Word 標準樣式排版與 Excel 門市營運數據清洗統計成果進行跨軟體整合整合，展現企管系同學之專業商務報告分析能力。</w:t>
+        <w:t>期中不舉行緊張的上機考試，而是讓每位同學以「個人書面專案報告」形式繳交，驗收第 1 至 8 週之學習整合成果：結合 Word 商業樣式排版與 Excel 門市營運數據清洗統計成果，由授課教授個別給予指導回饋。</w:t>
       </w:r>
     </w:p>
     <w:p>
@@ -142,101 +137,21 @@
       <w:r>
         <w:rPr>
           <w:rFonts w:ascii="微軟正黑體" w:hAnsi="微軟正黑體"/>
-          <w:color w:val="1E3A8A"/>
         </w:rPr>
-        <w:t>二、 課堂逐步引導與操作 SOP</w:t>
+        <w:t>二、 期中專案報告標準章節規格清單</w:t>
       </w:r>
     </w:p>
     <w:p>
-      <w:pPr>
-        <w:spacing w:line="300" w:lineRule="auto"/>
-      </w:pPr>
       <w:r>
-        <w:rPr>
-          <w:rFonts w:ascii="微軟正黑體" w:hAnsi="微軟正黑體"/>
-          <w:b/>
-          <w:color w:val="0F172A"/>
-          <w:sz w:val="22"/>
-        </w:rPr>
-        <w:t>步驟 1：報告章節一：企業基本背景與經營現況</w:t>
+        <w:t>第一章：模擬企業基本背景與營運現況（300 字）</w:t>
         <w:br/>
-      </w:r>
-      <w:r>
-        <w:rPr>
-          <w:rFonts w:ascii="微軟正黑體" w:hAnsi="微軟正黑體"/>
-          <w:color w:val="334155"/>
-          <w:sz w:val="21"/>
-        </w:rPr>
-        <w:t>簡述選定之企業（如知名連鎖咖啡、手搖飲或零售門市）之營運背景、主力商品與目標客群。</w:t>
-      </w:r>
-    </w:p>
-    <w:p>
-      <w:pPr>
-        <w:spacing w:line="300" w:lineRule="auto"/>
-      </w:pPr>
-      <w:r>
-        <w:rPr>
-          <w:rFonts w:ascii="微軟正黑體" w:hAnsi="微軟正黑體"/>
-          <w:b/>
-          <w:color w:val="0F172A"/>
-          <w:sz w:val="22"/>
-        </w:rPr>
-        <w:t>步驟 2：報告章節二：Excel 門市營運數據統計分析</w:t>
+        <w:t>第二章：門市營運數據統計與多條件分析（需包含 Excel 產出之標準三線表與分析解讀）</w:t>
         <w:br/>
-      </w:r>
-      <w:r>
-        <w:rPr>
-          <w:rFonts w:ascii="微軟正黑體" w:hAnsi="微軟正黑體"/>
-          <w:color w:val="334155"/>
-          <w:sz w:val="21"/>
-        </w:rPr>
-        <w:t>貼入第 7~8 週完成之門市營業額加總、平均單價、產品類別佔比表格（要求採標準三線表格式），並附上 200 字數據觀察解讀。</w:t>
-      </w:r>
-    </w:p>
-    <w:p>
-      <w:pPr>
-        <w:spacing w:line="300" w:lineRule="auto"/>
-      </w:pPr>
-      <w:r>
-        <w:rPr>
-          <w:rFonts w:ascii="微軟正黑體" w:hAnsi="微軟正黑體"/>
-          <w:b/>
-          <w:color w:val="0F172A"/>
-          <w:sz w:val="22"/>
-        </w:rPr>
-        <w:t>步驟 3：報告章節三：Word 專業長文件排版實踐</w:t>
+        <w:t>第三章：Word 專業長文件排版實踐（檢核重點：封面無頁碼、目錄自動生成、圖表標號與交互參照）</w:t>
         <w:br/>
-      </w:r>
-      <w:r>
-        <w:rPr>
-          <w:rFonts w:ascii="微軟正黑體" w:hAnsi="微軟正黑體"/>
-          <w:color w:val="334155"/>
-          <w:sz w:val="21"/>
-        </w:rPr>
-        <w:t>確保全文符合：標準頁首頁尾、自動化階層目錄、頁碼自第 1 頁編起（封面不編碼）、圖表交互參照。</w:t>
-      </w:r>
-    </w:p>
-    <w:p>
-      <w:pPr>
-        <w:spacing w:line="300" w:lineRule="auto"/>
-      </w:pPr>
-      <w:r>
-        <w:rPr>
-          <w:rFonts w:ascii="微軟正黑體" w:hAnsi="微軟正黑體"/>
-          <w:b/>
-          <w:color w:val="0F172A"/>
-          <w:sz w:val="22"/>
-        </w:rPr>
-        <w:t>步驟 4：報告章節四：AI 輔助協作與提問過程反思</w:t>
+        <w:t>第四章：人機協作與 CLEAR 提示詞歷程反思（記錄 1~2 則課堂提問與結果校核紀錄）</w:t>
         <w:br/>
-      </w:r>
-      <w:r>
-        <w:rPr>
-          <w:rFonts w:ascii="微軟正黑體" w:hAnsi="微軟正黑體"/>
-          <w:color w:val="334155"/>
-          <w:sz w:val="21"/>
-        </w:rPr>
-        <w:t>附上 1~2 則課堂向 AI 提問的 CLEAR Prompt 紀錄與修改對照，簡述人機協作如何提升工作效率。</w:t>
+        <w:t>第五章：結論與下階段營運建議（列出 3 點具體行動方案）</w:t>
       </w:r>
     </w:p>
     <w:p>
@@ -246,19 +161,335 @@
       <w:r>
         <w:rPr>
           <w:rFonts w:ascii="微軟正黑體" w:hAnsi="微軟正黑體"/>
-          <w:color w:val="1E3A8A"/>
         </w:rPr>
-        <w:t>三、 成果留存與期中/期末報告銜接</w:t>
+        <w:t>三、 授課教授評量規準表 (Rubric)</w:t>
+      </w:r>
+    </w:p>
+    <w:tbl>
+      <w:tblPr>
+        <w:tblW w:type="auto" w:w="0"/>
+        <w:jc w:val="center"/>
+        <w:tblLook w:firstColumn="1" w:firstRow="1" w:lastColumn="0" w:lastRow="0" w:noHBand="0" w:noVBand="1" w:val="04A0"/>
+      </w:tblPr>
+      <w:tblGrid>
+        <w:gridCol w:w="2340"/>
+        <w:gridCol w:w="2340"/>
+        <w:gridCol w:w="2340"/>
+        <w:gridCol w:w="2340"/>
+      </w:tblGrid>
+      <w:tr>
+        <w:tc>
+          <w:tcPr>
+            <w:tcW w:type="dxa" w:w="2340"/>
+            <w:shd w:fill="1E3A8A"/>
+          </w:tcPr>
+          <w:p>
+            <w:r>
+              <w:rPr>
+                <w:b/>
+                <w:color w:val="FFFFFF"/>
+              </w:rPr>
+              <w:t>評量構面</w:t>
+            </w:r>
+          </w:p>
+        </w:tc>
+        <w:tc>
+          <w:tcPr>
+            <w:tcW w:type="dxa" w:w="2340"/>
+            <w:shd w:fill="1E3A8A"/>
+          </w:tcPr>
+          <w:p>
+            <w:r>
+              <w:rPr>
+                <w:b/>
+                <w:color w:val="FFFFFF"/>
+              </w:rPr>
+              <w:t>佔分比例</w:t>
+            </w:r>
+          </w:p>
+        </w:tc>
+        <w:tc>
+          <w:tcPr>
+            <w:tcW w:type="dxa" w:w="2340"/>
+            <w:shd w:fill="1E3A8A"/>
+          </w:tcPr>
+          <w:p>
+            <w:r>
+              <w:rPr>
+                <w:b/>
+                <w:color w:val="FFFFFF"/>
+              </w:rPr>
+              <w:t>優秀標準 (85~100分)</w:t>
+            </w:r>
+          </w:p>
+        </w:tc>
+        <w:tc>
+          <w:tcPr>
+            <w:tcW w:type="dxa" w:w="2340"/>
+            <w:shd w:fill="1E3A8A"/>
+          </w:tcPr>
+          <w:p>
+            <w:r>
+              <w:rPr>
+                <w:b/>
+                <w:color w:val="FFFFFF"/>
+              </w:rPr>
+              <w:t>待加強項目 (&lt;70分)</w:t>
+            </w:r>
+          </w:p>
+        </w:tc>
+      </w:tr>
+      <w:tr>
+        <w:tc>
+          <w:tcPr>
+            <w:tcW w:type="dxa" w:w="2340"/>
+            <w:shd w:fill="FFFFFF"/>
+          </w:tcPr>
+          <w:p>
+            <w:r>
+              <w:rPr>
+                <w:sz w:val="19"/>
+              </w:rPr>
+              <w:t>1. Word 版面規範與自動化</w:t>
+            </w:r>
+          </w:p>
+        </w:tc>
+        <w:tc>
+          <w:tcPr>
+            <w:tcW w:type="dxa" w:w="2340"/>
+            <w:shd w:fill="FFFFFF"/>
+          </w:tcPr>
+          <w:p>
+            <w:r>
+              <w:rPr>
+                <w:sz w:val="19"/>
+              </w:rPr>
+              <w:t>30%</w:t>
+            </w:r>
+          </w:p>
+        </w:tc>
+        <w:tc>
+          <w:tcPr>
+            <w:tcW w:type="dxa" w:w="2340"/>
+            <w:shd w:fill="FFFFFF"/>
+          </w:tcPr>
+          <w:p>
+            <w:r>
+              <w:rPr>
+                <w:sz w:val="19"/>
+              </w:rPr>
+              <w:t>邊界正確、標題階層嚴謹、目錄自動產生且頁碼無誤</w:t>
+            </w:r>
+          </w:p>
+        </w:tc>
+        <w:tc>
+          <w:tcPr>
+            <w:tcW w:type="dxa" w:w="2340"/>
+            <w:shd w:fill="FFFFFF"/>
+          </w:tcPr>
+          <w:p>
+            <w:r>
+              <w:rPr>
+                <w:sz w:val="19"/>
+              </w:rPr>
+              <w:t>邊界凌亂、手動打點做目錄、字體未統一</w:t>
+            </w:r>
+          </w:p>
+        </w:tc>
+      </w:tr>
+      <w:tr>
+        <w:tc>
+          <w:tcPr>
+            <w:tcW w:type="dxa" w:w="2340"/>
+            <w:shd w:fill="F8FAFC"/>
+          </w:tcPr>
+          <w:p>
+            <w:r>
+              <w:rPr>
+                <w:sz w:val="19"/>
+              </w:rPr>
+              <w:t>2. Excel 數據計算與圖表</w:t>
+            </w:r>
+          </w:p>
+        </w:tc>
+        <w:tc>
+          <w:tcPr>
+            <w:tcW w:type="dxa" w:w="2340"/>
+            <w:shd w:fill="F8FAFC"/>
+          </w:tcPr>
+          <w:p>
+            <w:r>
+              <w:rPr>
+                <w:sz w:val="19"/>
+              </w:rPr>
+              <w:t>30%</w:t>
+            </w:r>
+          </w:p>
+        </w:tc>
+        <w:tc>
+          <w:tcPr>
+            <w:tcW w:type="dxa" w:w="2340"/>
+            <w:shd w:fill="F8FAFC"/>
+          </w:tcPr>
+          <w:p>
+            <w:r>
+              <w:rPr>
+                <w:sz w:val="19"/>
+              </w:rPr>
+              <w:t>公式 (SUMIFS等) 正確無誤、三線表清晰標註單位</w:t>
+            </w:r>
+          </w:p>
+        </w:tc>
+        <w:tc>
+          <w:tcPr>
+            <w:tcW w:type="dxa" w:w="2340"/>
+            <w:shd w:fill="F8FAFC"/>
+          </w:tcPr>
+          <w:p>
+            <w:r>
+              <w:rPr>
+                <w:sz w:val="19"/>
+              </w:rPr>
+              <w:t>數據有錯誤代碼 (#N/A)、表格邊界雜亂</w:t>
+            </w:r>
+          </w:p>
+        </w:tc>
+      </w:tr>
+      <w:tr>
+        <w:tc>
+          <w:tcPr>
+            <w:tcW w:type="dxa" w:w="2340"/>
+            <w:shd w:fill="FFFFFF"/>
+          </w:tcPr>
+          <w:p>
+            <w:r>
+              <w:rPr>
+                <w:sz w:val="19"/>
+              </w:rPr>
+              <w:t>3. AI 人機協作歷程反思</w:t>
+            </w:r>
+          </w:p>
+        </w:tc>
+        <w:tc>
+          <w:tcPr>
+            <w:tcW w:type="dxa" w:w="2340"/>
+            <w:shd w:fill="FFFFFF"/>
+          </w:tcPr>
+          <w:p>
+            <w:r>
+              <w:rPr>
+                <w:sz w:val="19"/>
+              </w:rPr>
+              <w:t>20%</w:t>
+            </w:r>
+          </w:p>
+        </w:tc>
+        <w:tc>
+          <w:tcPr>
+            <w:tcW w:type="dxa" w:w="2340"/>
+            <w:shd w:fill="FFFFFF"/>
+          </w:tcPr>
+          <w:p>
+            <w:r>
+              <w:rPr>
+                <w:sz w:val="19"/>
+              </w:rPr>
+              <w:t>具備完整的 CLEAR 提問紀錄與防呆查核說明</w:t>
+            </w:r>
+          </w:p>
+        </w:tc>
+        <w:tc>
+          <w:tcPr>
+            <w:tcW w:type="dxa" w:w="2340"/>
+            <w:shd w:fill="FFFFFF"/>
+          </w:tcPr>
+          <w:p>
+            <w:r>
+              <w:rPr>
+                <w:sz w:val="19"/>
+              </w:rPr>
+              <w:t>僅貼上 AI 產出文字，無個人查核與反思</w:t>
+            </w:r>
+          </w:p>
+        </w:tc>
+      </w:tr>
+      <w:tr>
+        <w:tc>
+          <w:tcPr>
+            <w:tcW w:type="dxa" w:w="2340"/>
+            <w:shd w:fill="F8FAFC"/>
+          </w:tcPr>
+          <w:p>
+            <w:r>
+              <w:rPr>
+                <w:sz w:val="19"/>
+              </w:rPr>
+              <w:t>4. 商業分析與企管思維</w:t>
+            </w:r>
+          </w:p>
+        </w:tc>
+        <w:tc>
+          <w:tcPr>
+            <w:tcW w:type="dxa" w:w="2340"/>
+            <w:shd w:fill="F8FAFC"/>
+          </w:tcPr>
+          <w:p>
+            <w:r>
+              <w:rPr>
+                <w:sz w:val="19"/>
+              </w:rPr>
+              <w:t>20%</w:t>
+            </w:r>
+          </w:p>
+        </w:tc>
+        <w:tc>
+          <w:tcPr>
+            <w:tcW w:type="dxa" w:w="2340"/>
+            <w:shd w:fill="F8FAFC"/>
+          </w:tcPr>
+          <w:p>
+            <w:r>
+              <w:rPr>
+                <w:sz w:val="19"/>
+              </w:rPr>
+              <w:t>洞察深刻、結論具商業可行性與邏輯說服力</w:t>
+            </w:r>
+          </w:p>
+        </w:tc>
+        <w:tc>
+          <w:tcPr>
+            <w:tcW w:type="dxa" w:w="2340"/>
+            <w:shd w:fill="F8FAFC"/>
+          </w:tcPr>
+          <w:p>
+            <w:r>
+              <w:rPr>
+                <w:sz w:val="19"/>
+              </w:rPr>
+              <w:t>僅羅列數字，缺乏經營管理層次的解讀</w:t>
+            </w:r>
+          </w:p>
+        </w:tc>
+      </w:tr>
+    </w:tbl>
+    <w:p>
+      <w:pPr>
+        <w:pStyle w:val="Heading1"/>
+      </w:pPr>
+      <w:r>
+        <w:rPr>
+          <w:rFonts w:ascii="微軟正黑體" w:hAnsi="微軟正黑體"/>
+        </w:rPr>
+        <w:t>四、 線上繳交作業指引</w:t>
       </w:r>
     </w:p>
     <w:p>
-      <w:pPr>
-        <w:spacing w:line="324" w:lineRule="auto"/>
-      </w:pPr>
       <w:r>
-        <w:t>1. 完成後將檔案命名為 `學號_姓名_11501商業軟體應用期中報告.docx`。</w:t>
+        <w:t>1. 完成後存檔為：`學號_姓名_11501商業軟體應用期中報告.docx`。</w:t>
         <w:br/>
-        <w:t>2. 登入課程平台「📤 學生作業與展示廊」完成線上繳交，由授課教師（邱俊維 博士）親自批閱並給予個別指導。</w:t>
+        <w:t>2. 登入課程平台「📤 學生作業與展示廊」區塊，使用 Google 登入後上傳附件。</w:t>
+        <w:br/>
+        <w:t>3. 教師批閱後，評分與個別指導評語將即時記錄於系統，同學可隨時登入查看。</w:t>
       </w:r>
     </w:p>
     <w:sectPr>
